--- a/archive/docx/维古登语高级语法.docx
+++ b/archive/docx/维古登语高级语法.docx
@@ -99,7 +99,7 @@
           <w:szCs w:val="21"/>
           <w:lang w:val="en-US" w:eastAsia="zh-CN"/>
         </w:rPr>
-        <w:t xml:space="preserve">任何新规则都必须与《框架》《词法规范》《句法规范》及《词典第五版》一致</w:t>
+        <w:t>任何新规则都必须与《框架》《词法规范》《句法规范》及《词典第七版》一致</w:t>
       </w:r>
       <w:r>
         <w:rPr>
@@ -2305,7 +2305,7 @@
           <w:szCs w:val="21"/>
           <w:lang w:val="en-US" w:eastAsia="zh-CN"/>
         </w:rPr>
-        <w:t xml:space="preserve">Makanan en tabloæt est.</w:t>
+        <w:t>Liman tabloæt en est.</w:t>
       </w:r>
       <w:r>
         <w:rPr>
@@ -3878,7 +3878,7 @@
           <w:szCs w:val="21"/>
           <w:lang w:val="en-US" w:eastAsia="zh-CN"/>
         </w:rPr>
-        <w:t xml:space="preserve">：Mlnk en tabloæt est.（书在桌上。）；否定：Mlnk estnai.（没有书。）。</w:t>
+        <w:t>：Mlnk tabloæt en est.（书在桌上。）；否定：Mlnk estnai.（没有书。）。</w:t>
       </w:r>
     </w:p>
     <w:p>
@@ -8884,7 +8884,7 @@
           <w:szCs w:val="21"/>
           <w:lang w:val="en-US" w:eastAsia="zh-CN"/>
         </w:rPr>
-        <w:t xml:space="preserve">Fíexen kaj kantar!</w:t>
+        <w:t>Fíexen æ kantar!</w:t>
       </w:r>
       <w:r>
         <w:rPr>
